--- a/交付成果/第4轮朗读优化版/朗读优化8周版/读书会09_四圣谛（二）——灭与道_8周资料包（朗读优化版）/Word版/00_主持人总指南.docx
+++ b/交付成果/第4轮朗读优化版/朗读优化8周版/读书会09_四圣谛（二）——灭与道_8周资料包（朗读优化版）/Word版/00_主持人总指南.docx
@@ -4,188 +4,199 @@
   <w:body>
     <w:p>
       <w:pPr>
-        <w:spacing w:before="160" w:after="80"/>
+        <w:jc w:val="right"/>
       </w:pPr>
       <w:r>
         <w:rPr>
-          <w:rFonts w:ascii="Microsoft YaHei" w:hAnsi="Microsoft YaHei" w:eastAsia="Microsoft YaHei"/>
+          <w:color w:val="888888"/>
+          <w:sz w:val="16"/>
+        </w:rPr>
+        <w:t>📅 最近更新：2026-09-24 00:15　|　第三版修订：学员版清理、元数据核错（8周版保留原6环节120分钟口径）</w:t>
+      </w:r>
+    </w:p>
+    <w:p>
+      <w:pPr>
+        <w:jc w:val="center"/>
+      </w:pPr>
+      <w:r>
+        <w:rPr>
           <w:b/>
           <w:color w:val="1F3864"/>
-          <w:sz w:val="34"/>
+          <w:sz w:val="36"/>
         </w:rPr>
         <w:t>🧭 四圣谛（二）——灭与道 · 主持人总指南（读书会09）</w:t>
       </w:r>
     </w:p>
     <w:p>
       <w:pPr>
-        <w:spacing w:before="40" w:after="80"/>
-        <w:ind w:left="283"/>
-        <w:shd w:val="clear" w:color="auto" w:fill="EEF2F8"/>
+        <w:ind w:left="170"/>
         <w:pBdr>
-          <w:left w:val="single" w:sz="20" w:space="6" w:color="1F3864"/>
+          <w:left w:val="single" w:sz="18" w:space="4" w:color="1F3864"/>
         </w:pBdr>
+        <w:shd w:val="clear" w:fill="F2F5FA"/>
       </w:pPr>
       <w:r>
         <w:rPr>
           <w:b/>
-          <w:sz w:val="20"/>
         </w:rPr>
         <w:t>读书会09：四圣谛（二）——灭与道（通用）</w:t>
       </w:r>
+    </w:p>
+    <w:p>
+      <w:pPr>
+        <w:ind w:left="170"/>
+        <w:pBdr>
+          <w:left w:val="single" w:sz="18" w:space="4" w:color="1F3864"/>
+        </w:pBdr>
+        <w:shd w:val="clear" w:fill="F2F5FA"/>
+      </w:pPr>
       <w:r>
         <w:rPr>
-          <w:sz w:val="20"/>
+          <w:b w:val="0"/>
         </w:rPr>
-        <w:t xml:space="preserve"> 基于知识库「古源尊者开示及上座部佛教资料」整理 适合：10人左右 · 每周1次 × 2小时 × 共8周 · 主持人零基础可带 前情：承接读书会08《四圣谛（一）——苦与集》，</w:t>
+        <w:t>基于知识库「古源尊者开示及上座部佛教资料」整理</w:t>
+      </w:r>
+    </w:p>
+    <w:p>
+      <w:pPr>
+        <w:ind w:left="170"/>
+        <w:pBdr>
+          <w:left w:val="single" w:sz="18" w:space="4" w:color="1F3864"/>
+        </w:pBdr>
+        <w:shd w:val="clear" w:fill="F2F5FA"/>
+      </w:pPr>
+      <w:r>
+        <w:rPr>
+          <w:b w:val="0"/>
+        </w:rPr>
+        <w:t>适合：10人左右 · 每周1次 × 2小时 × 共8周 · 主持人零基础可带</w:t>
+      </w:r>
+    </w:p>
+    <w:p>
+      <w:pPr>
+        <w:ind w:left="170"/>
+        <w:pBdr>
+          <w:left w:val="single" w:sz="18" w:space="4" w:color="1F3864"/>
+        </w:pBdr>
+        <w:shd w:val="clear" w:fill="F2F5FA"/>
+      </w:pPr>
+      <w:r>
+        <w:rPr>
+          <w:b w:val="0"/>
+        </w:rPr>
+        <w:t>前情：承接读书会08《四圣谛（一）——苦与集》，</w:t>
       </w:r>
       <w:r>
         <w:rPr>
           <w:b/>
-          <w:sz w:val="20"/>
         </w:rPr>
         <w:t>不必先读过08也能参加，每周原文自足</w:t>
       </w:r>
+    </w:p>
+    <w:p>
+      <w:pPr>
+        <w:ind w:left="170"/>
+        <w:pBdr>
+          <w:left w:val="single" w:sz="18" w:space="4" w:color="1F3864"/>
+        </w:pBdr>
+        <w:shd w:val="clear" w:fill="F2F5FA"/>
+      </w:pPr>
       <w:r>
         <w:rPr>
-          <w:sz w:val="20"/>
+          <w:b w:val="0"/>
         </w:rPr>
-        <w:t xml:space="preserve"> ✅ </w:t>
+        <w:t xml:space="preserve">✅ </w:t>
       </w:r>
       <w:r>
         <w:rPr>
           <w:b/>
-          <w:sz w:val="20"/>
         </w:rPr>
         <w:t>全部原文文字已直接呈现在本资料包中（含《原文全集》），使用过程中无需再去查知识库</w:t>
       </w:r>
     </w:p>
     <w:p>
-      <w:pPr>
-        <w:spacing w:before="160" w:after="80"/>
-      </w:pPr>
       <w:r>
         <w:rPr>
-          <w:rFonts w:ascii="Microsoft YaHei" w:hAnsi="Microsoft YaHei" w:eastAsia="Microsoft YaHei"/>
           <w:b/>
           <w:color w:val="1F3864"/>
-          <w:sz w:val="28"/>
+          <w:sz w:val="26"/>
         </w:rPr>
         <w:t>一、你不是老师，是"共学同行者"</w:t>
       </w:r>
     </w:p>
     <w:p>
       <w:pPr>
-        <w:ind w:left="340"/>
+        <w:pStyle w:val="ListBullet"/>
       </w:pPr>
       <w:r>
         <w:rPr>
-          <w:color w:val="1F3864"/>
-          <w:sz w:val="21"/>
-        </w:rPr>
-        <w:t xml:space="preserve">• </w:t>
-      </w:r>
-      <w:r>
-        <w:rPr>
-          <w:sz w:val="21"/>
+          <w:b w:val="0"/>
         </w:rPr>
         <w:t>本读书会的每一讲都可以换新主持人；主持人自己也是新人，</w:t>
       </w:r>
       <w:r>
         <w:rPr>
           <w:b/>
-          <w:sz w:val="21"/>
         </w:rPr>
         <w:t>不需要懂阿毗达摩、不需要解释法义</w:t>
       </w:r>
       <w:r>
         <w:rPr>
-          <w:sz w:val="21"/>
+          <w:b w:val="0"/>
         </w:rPr>
         <w:t>。</w:t>
       </w:r>
     </w:p>
     <w:p>
       <w:pPr>
-        <w:ind w:left="340"/>
+        <w:pStyle w:val="ListBullet"/>
       </w:pPr>
       <w:r>
         <w:rPr>
-          <w:color w:val="1F3864"/>
-          <w:sz w:val="21"/>
-        </w:rPr>
-        <w:t xml:space="preserve">• </w:t>
-      </w:r>
-      <w:r>
-        <w:rPr>
-          <w:sz w:val="21"/>
+          <w:b w:val="0"/>
         </w:rPr>
         <w:t>你的全部职责：按流程推进、让大家轮流读原文、确保每个人都被听见、时间到了就推进、最后一起回向。</w:t>
       </w:r>
     </w:p>
     <w:p>
       <w:pPr>
-        <w:ind w:left="340"/>
+        <w:pStyle w:val="ListBullet"/>
       </w:pPr>
       <w:r>
         <w:rPr>
-          <w:color w:val="1F3864"/>
-          <w:sz w:val="21"/>
-        </w:rPr>
-        <w:t xml:space="preserve">• </w:t>
-      </w:r>
-      <w:r>
-        <w:rPr>
-          <w:sz w:val="21"/>
+          <w:b w:val="0"/>
         </w:rPr>
         <w:t>有人问"这个词什么意思"——标准答案："我们跟着原文读，读几周自然就熟了。"</w:t>
       </w:r>
     </w:p>
     <w:p>
       <w:pPr>
-        <w:ind w:left="340"/>
+        <w:pStyle w:val="ListBullet"/>
       </w:pPr>
       <w:r>
         <w:rPr>
-          <w:color w:val="1F3864"/>
-          <w:sz w:val="21"/>
-        </w:rPr>
-        <w:t xml:space="preserve">• </w:t>
-      </w:r>
-      <w:r>
-        <w:rPr>
-          <w:sz w:val="21"/>
+          <w:b w:val="0"/>
         </w:rPr>
         <w:t>有人问"正确答案是什么"——标准答案："先听听大家的看法。"原文说了什么，比"谁说得对"重要。</w:t>
       </w:r>
     </w:p>
     <w:p>
       <w:pPr>
-        <w:ind w:left="340"/>
+        <w:pStyle w:val="ListBullet"/>
       </w:pPr>
       <w:r>
         <w:rPr>
-          <w:color w:val="1F3864"/>
-          <w:sz w:val="21"/>
-        </w:rPr>
-        <w:t xml:space="preserve">• </w:t>
-      </w:r>
-      <w:r>
-        <w:rPr>
-          <w:sz w:val="21"/>
+          <w:b w:val="0"/>
         </w:rPr>
         <w:t>有人担心"没读过08能不能来"——标准答案："能，每周原文自足。"老成员想串讲08的内容——"我们回到今天的原文。"</w:t>
       </w:r>
     </w:p>
     <w:p>
-      <w:pPr>
-        <w:spacing w:before="160" w:after="80"/>
-      </w:pPr>
       <w:r>
         <w:rPr>
-          <w:rFonts w:ascii="Microsoft YaHei" w:hAnsi="Microsoft YaHei" w:eastAsia="Microsoft YaHei"/>
           <w:b/>
           <w:color w:val="1F3864"/>
-          <w:sz w:val="28"/>
+          <w:sz w:val="26"/>
         </w:rPr>
         <w:t>二、120分钟标准流程（每周相同）</w:t>
       </w:r>
@@ -194,7 +205,6 @@
       <w:tblPr>
         <w:tblStyle w:val="TableGrid"/>
         <w:tblW w:type="auto" w:w="0"/>
-        <w:jc w:val="center"/>
         <w:tblLook w:firstColumn="1" w:firstRow="1" w:lastColumn="0" w:lastRow="0" w:noHBand="0" w:noVBand="1" w:val="04A0"/>
       </w:tblPr>
       <w:tblGrid>
@@ -206,17 +216,20 @@
         <w:tc>
           <w:tcPr>
             <w:tcW w:type="dxa" w:w="3213"/>
-            <w:shd w:val="clear" w:color="auto" w:fill="1F3864"/>
+            <w:shd w:val="clear" w:fill="1F3864"/>
           </w:tcPr>
           <w:p>
-            <w:pPr>
-              <w:spacing w:after="20"/>
-            </w:pPr>
             <w:r>
               <w:rPr>
-                <w:b/>
                 <w:color w:val="FFFFFF"/>
-                <w:sz w:val="19"/>
+                <w:sz w:val="18"/>
+              </w:rPr>
+            </w:r>
+            <w:r>
+              <w:rPr>
+                <w:b w:val="0"/>
+                <w:color w:val="FFFFFF"/>
+                <w:sz w:val="18"/>
               </w:rPr>
               <w:t>环节</w:t>
             </w:r>
@@ -225,17 +238,20 @@
         <w:tc>
           <w:tcPr>
             <w:tcW w:type="dxa" w:w="3213"/>
-            <w:shd w:val="clear" w:color="auto" w:fill="1F3864"/>
+            <w:shd w:val="clear" w:fill="1F3864"/>
           </w:tcPr>
           <w:p>
-            <w:pPr>
-              <w:spacing w:after="20"/>
-            </w:pPr>
             <w:r>
               <w:rPr>
-                <w:b/>
                 <w:color w:val="FFFFFF"/>
-                <w:sz w:val="19"/>
+                <w:sz w:val="18"/>
+              </w:rPr>
+            </w:r>
+            <w:r>
+              <w:rPr>
+                <w:b w:val="0"/>
+                <w:color w:val="FFFFFF"/>
+                <w:sz w:val="18"/>
               </w:rPr>
               <w:t>时长</w:t>
             </w:r>
@@ -244,17 +260,20 @@
         <w:tc>
           <w:tcPr>
             <w:tcW w:type="dxa" w:w="3213"/>
-            <w:shd w:val="clear" w:color="auto" w:fill="1F3864"/>
+            <w:shd w:val="clear" w:fill="1F3864"/>
           </w:tcPr>
           <w:p>
-            <w:pPr>
-              <w:spacing w:after="20"/>
-            </w:pPr>
             <w:r>
               <w:rPr>
-                <w:b/>
                 <w:color w:val="FFFFFF"/>
-                <w:sz w:val="19"/>
+                <w:sz w:val="18"/>
+              </w:rPr>
+            </w:r>
+            <w:r>
+              <w:rPr>
+                <w:b w:val="0"/>
+                <w:color w:val="FFFFFF"/>
+                <w:sz w:val="18"/>
               </w:rPr>
               <w:t>内容</w:t>
             </w:r>
@@ -267,12 +286,15 @@
             <w:tcW w:type="dxa" w:w="3213"/>
           </w:tcPr>
           <w:p>
-            <w:pPr>
-              <w:spacing w:after="20"/>
-            </w:pPr>
             <w:r>
               <w:rPr>
-                <w:sz w:val="19"/>
+                <w:sz w:val="18"/>
+              </w:rPr>
+            </w:r>
+            <w:r>
+              <w:rPr>
+                <w:b w:val="0"/>
+                <w:sz w:val="18"/>
               </w:rPr>
               <w:t>🧘 静心开场</w:t>
             </w:r>
@@ -283,12 +305,15 @@
             <w:tcW w:type="dxa" w:w="3213"/>
           </w:tcPr>
           <w:p>
-            <w:pPr>
-              <w:spacing w:after="20"/>
-            </w:pPr>
             <w:r>
               <w:rPr>
-                <w:sz w:val="19"/>
+                <w:sz w:val="18"/>
+              </w:rPr>
+            </w:r>
+            <w:r>
+              <w:rPr>
+                <w:b w:val="0"/>
+                <w:sz w:val="18"/>
               </w:rPr>
               <w:t>10 min</w:t>
             </w:r>
@@ -299,12 +324,15 @@
             <w:tcW w:type="dxa" w:w="3213"/>
           </w:tcPr>
           <w:p>
-            <w:pPr>
-              <w:spacing w:after="20"/>
-            </w:pPr>
             <w:r>
               <w:rPr>
-                <w:sz w:val="19"/>
+                <w:sz w:val="18"/>
+              </w:rPr>
+            </w:r>
+            <w:r>
+              <w:rPr>
+                <w:b w:val="0"/>
+                <w:sz w:val="18"/>
               </w:rPr>
               <w:t>静坐1分钟＋主持人引导语（每讲已写好，照读即可）</w:t>
             </w:r>
@@ -315,15 +343,18 @@
         <w:tc>
           <w:tcPr>
             <w:tcW w:type="dxa" w:w="3213"/>
-            <w:shd w:val="clear" w:color="auto" w:fill="F2F2F2"/>
+            <w:shd w:val="clear" w:fill="F2F5FA"/>
           </w:tcPr>
           <w:p>
-            <w:pPr>
-              <w:spacing w:after="20"/>
-            </w:pPr>
             <w:r>
               <w:rPr>
-                <w:sz w:val="19"/>
+                <w:sz w:val="18"/>
+              </w:rPr>
+            </w:r>
+            <w:r>
+              <w:rPr>
+                <w:b w:val="0"/>
+                <w:sz w:val="18"/>
               </w:rPr>
               <w:t>📖 共读原文</w:t>
             </w:r>
@@ -332,15 +363,18 @@
         <w:tc>
           <w:tcPr>
             <w:tcW w:type="dxa" w:w="3213"/>
-            <w:shd w:val="clear" w:color="auto" w:fill="F2F2F2"/>
+            <w:shd w:val="clear" w:fill="F2F5FA"/>
           </w:tcPr>
           <w:p>
-            <w:pPr>
-              <w:spacing w:after="20"/>
-            </w:pPr>
             <w:r>
               <w:rPr>
-                <w:sz w:val="19"/>
+                <w:sz w:val="18"/>
+              </w:rPr>
+            </w:r>
+            <w:r>
+              <w:rPr>
+                <w:b w:val="0"/>
+                <w:sz w:val="18"/>
               </w:rPr>
               <w:t>25 min</w:t>
             </w:r>
@@ -349,15 +383,18 @@
         <w:tc>
           <w:tcPr>
             <w:tcW w:type="dxa" w:w="3213"/>
-            <w:shd w:val="clear" w:color="auto" w:fill="F2F2F2"/>
+            <w:shd w:val="clear" w:fill="F2F5FA"/>
           </w:tcPr>
           <w:p>
-            <w:pPr>
-              <w:spacing w:after="20"/>
-            </w:pPr>
             <w:r>
               <w:rPr>
-                <w:sz w:val="19"/>
+                <w:sz w:val="18"/>
+              </w:rPr>
+            </w:r>
+            <w:r>
+              <w:rPr>
+                <w:b w:val="0"/>
+                <w:sz w:val="18"/>
               </w:rPr>
               <w:t>2—4份材料，轮流朗读；★核心必读／◈扩展可选</w:t>
             </w:r>
@@ -370,12 +407,15 @@
             <w:tcW w:type="dxa" w:w="3213"/>
           </w:tcPr>
           <w:p>
-            <w:pPr>
-              <w:spacing w:after="20"/>
-            </w:pPr>
             <w:r>
               <w:rPr>
-                <w:sz w:val="19"/>
+                <w:sz w:val="18"/>
+              </w:rPr>
+            </w:r>
+            <w:r>
+              <w:rPr>
+                <w:b w:val="0"/>
+                <w:sz w:val="18"/>
               </w:rPr>
               <w:t>💬 第一轮分享</w:t>
             </w:r>
@@ -386,12 +426,15 @@
             <w:tcW w:type="dxa" w:w="3213"/>
           </w:tcPr>
           <w:p>
-            <w:pPr>
-              <w:spacing w:after="20"/>
-            </w:pPr>
             <w:r>
               <w:rPr>
-                <w:sz w:val="19"/>
+                <w:sz w:val="18"/>
+              </w:rPr>
+            </w:r>
+            <w:r>
+              <w:rPr>
+                <w:b w:val="0"/>
+                <w:sz w:val="18"/>
               </w:rPr>
               <w:t>20 min</w:t>
             </w:r>
@@ -402,12 +445,15 @@
             <w:tcW w:type="dxa" w:w="3213"/>
           </w:tcPr>
           <w:p>
-            <w:pPr>
-              <w:spacing w:after="20"/>
-            </w:pPr>
             <w:r>
               <w:rPr>
-                <w:sz w:val="19"/>
+                <w:sz w:val="18"/>
+              </w:rPr>
+            </w:r>
+            <w:r>
+              <w:rPr>
+                <w:b w:val="0"/>
+                <w:sz w:val="18"/>
               </w:rPr>
               <w:t>每人说一句"最触动我的话"，只说不评论</w:t>
             </w:r>
@@ -418,15 +464,18 @@
         <w:tc>
           <w:tcPr>
             <w:tcW w:type="dxa" w:w="3213"/>
-            <w:shd w:val="clear" w:color="auto" w:fill="F2F2F2"/>
+            <w:shd w:val="clear" w:fill="F2F5FA"/>
           </w:tcPr>
           <w:p>
-            <w:pPr>
-              <w:spacing w:after="20"/>
-            </w:pPr>
             <w:r>
               <w:rPr>
-                <w:sz w:val="19"/>
+                <w:sz w:val="18"/>
+              </w:rPr>
+            </w:r>
+            <w:r>
+              <w:rPr>
+                <w:b w:val="0"/>
+                <w:sz w:val="18"/>
               </w:rPr>
               <w:t>🎯 主题讨论</w:t>
             </w:r>
@@ -435,15 +484,18 @@
         <w:tc>
           <w:tcPr>
             <w:tcW w:type="dxa" w:w="3213"/>
-            <w:shd w:val="clear" w:color="auto" w:fill="F2F2F2"/>
+            <w:shd w:val="clear" w:fill="F2F5FA"/>
           </w:tcPr>
           <w:p>
-            <w:pPr>
-              <w:spacing w:after="20"/>
-            </w:pPr>
             <w:r>
               <w:rPr>
-                <w:sz w:val="19"/>
+                <w:sz w:val="18"/>
+              </w:rPr>
+            </w:r>
+            <w:r>
+              <w:rPr>
+                <w:b w:val="0"/>
+                <w:sz w:val="18"/>
               </w:rPr>
               <w:t>35 min</w:t>
             </w:r>
@@ -452,15 +504,18 @@
         <w:tc>
           <w:tcPr>
             <w:tcW w:type="dxa" w:w="3213"/>
-            <w:shd w:val="clear" w:color="auto" w:fill="F2F2F2"/>
+            <w:shd w:val="clear" w:fill="F2F5FA"/>
           </w:tcPr>
           <w:p>
-            <w:pPr>
-              <w:spacing w:after="20"/>
-            </w:pPr>
             <w:r>
               <w:rPr>
-                <w:sz w:val="19"/>
+                <w:sz w:val="18"/>
+              </w:rPr>
+            </w:r>
+            <w:r>
+              <w:rPr>
+                <w:b w:val="0"/>
+                <w:sz w:val="18"/>
               </w:rPr>
               <w:t>3个问题（问题①★必答），主持人只引导不给答案</w:t>
             </w:r>
@@ -473,12 +528,15 @@
             <w:tcW w:type="dxa" w:w="3213"/>
           </w:tcPr>
           <w:p>
-            <w:pPr>
-              <w:spacing w:after="20"/>
-            </w:pPr>
             <w:r>
               <w:rPr>
-                <w:sz w:val="19"/>
+                <w:sz w:val="18"/>
+              </w:rPr>
+            </w:r>
+            <w:r>
+              <w:rPr>
+                <w:b w:val="0"/>
+                <w:sz w:val="18"/>
               </w:rPr>
               <w:t>🧘 禅修练习</w:t>
             </w:r>
@@ -489,12 +547,15 @@
             <w:tcW w:type="dxa" w:w="3213"/>
           </w:tcPr>
           <w:p>
-            <w:pPr>
-              <w:spacing w:after="20"/>
-            </w:pPr>
             <w:r>
               <w:rPr>
-                <w:sz w:val="19"/>
+                <w:sz w:val="18"/>
+              </w:rPr>
+            </w:r>
+            <w:r>
+              <w:rPr>
+                <w:b w:val="0"/>
+                <w:sz w:val="18"/>
               </w:rPr>
               <w:t>15 min</w:t>
             </w:r>
@@ -505,12 +566,15 @@
             <w:tcW w:type="dxa" w:w="3213"/>
           </w:tcPr>
           <w:p>
-            <w:pPr>
-              <w:spacing w:after="20"/>
-            </w:pPr>
             <w:r>
               <w:rPr>
-                <w:sz w:val="19"/>
+                <w:sz w:val="18"/>
+              </w:rPr>
+            </w:r>
+            <w:r>
+              <w:rPr>
+                <w:b w:val="0"/>
+                <w:sz w:val="18"/>
               </w:rPr>
               <w:t>照读本讲引导词（寂止随念／在生起处观察／正念正定短坐／标记松开·镇伏／正见为先导／七觉支扫描／观生灭·寂静随念／三转回看，全部零门槛）</w:t>
             </w:r>
@@ -521,15 +585,18 @@
         <w:tc>
           <w:tcPr>
             <w:tcW w:type="dxa" w:w="3213"/>
-            <w:shd w:val="clear" w:color="auto" w:fill="F2F2F2"/>
+            <w:shd w:val="clear" w:fill="F2F5FA"/>
           </w:tcPr>
           <w:p>
-            <w:pPr>
-              <w:spacing w:after="20"/>
-            </w:pPr>
             <w:r>
               <w:rPr>
-                <w:sz w:val="19"/>
+                <w:sz w:val="18"/>
+              </w:rPr>
+            </w:r>
+            <w:r>
+              <w:rPr>
+                <w:b w:val="0"/>
+                <w:sz w:val="18"/>
               </w:rPr>
               <w:t>🔚 收尾回向</w:t>
             </w:r>
@@ -538,15 +605,18 @@
         <w:tc>
           <w:tcPr>
             <w:tcW w:type="dxa" w:w="3213"/>
-            <w:shd w:val="clear" w:color="auto" w:fill="F2F2F2"/>
+            <w:shd w:val="clear" w:fill="F2F5FA"/>
           </w:tcPr>
           <w:p>
-            <w:pPr>
-              <w:spacing w:after="20"/>
-            </w:pPr>
             <w:r>
               <w:rPr>
-                <w:sz w:val="19"/>
+                <w:sz w:val="18"/>
+              </w:rPr>
+            </w:r>
+            <w:r>
+              <w:rPr>
+                <w:b w:val="0"/>
+                <w:sz w:val="18"/>
               </w:rPr>
               <w:t>15 min</w:t>
             </w:r>
@@ -555,15 +625,18 @@
         <w:tc>
           <w:tcPr>
             <w:tcW w:type="dxa" w:w="3213"/>
-            <w:shd w:val="clear" w:color="auto" w:fill="F2F2F2"/>
+            <w:shd w:val="clear" w:fill="F2F5FA"/>
           </w:tcPr>
           <w:p>
-            <w:pPr>
-              <w:spacing w:after="20"/>
-            </w:pPr>
             <w:r>
               <w:rPr>
-                <w:sz w:val="19"/>
+                <w:sz w:val="18"/>
+              </w:rPr>
+            </w:r>
+            <w:r>
+              <w:rPr>
+                <w:b w:val="0"/>
+                <w:sz w:val="18"/>
               </w:rPr>
               <w:t>一句话收获→下周预告→作业→回向文</w:t>
             </w:r>
@@ -573,37 +646,31 @@
     </w:tbl>
     <w:p>
       <w:pPr>
-        <w:spacing w:before="40" w:after="80"/>
-        <w:ind w:left="283"/>
-        <w:shd w:val="clear" w:color="auto" w:fill="EEF2F8"/>
+        <w:ind w:left="170"/>
         <w:pBdr>
-          <w:left w:val="single" w:sz="20" w:space="6" w:color="1F3864"/>
+          <w:left w:val="single" w:sz="18" w:space="4" w:color="1F3864"/>
         </w:pBdr>
+        <w:shd w:val="clear" w:fill="F2F5FA"/>
       </w:pPr>
       <w:r>
         <w:rPr>
-          <w:sz w:val="20"/>
+          <w:b w:val="0"/>
         </w:rPr>
         <w:t>⏱ 每一讲都附《时间弹性指南》：时间不够→只读★段+只讨论问题①；时间富余→读◈段+用扩展内容包。</w:t>
       </w:r>
       <w:r>
         <w:rPr>
           <w:b/>
-          <w:sz w:val="20"/>
         </w:rPr>
         <w:t>原则：讨论比读完重要，体验比讲完重要。</w:t>
       </w:r>
     </w:p>
     <w:p>
-      <w:pPr>
-        <w:spacing w:before="160" w:after="80"/>
-      </w:pPr>
       <w:r>
         <w:rPr>
-          <w:rFonts w:ascii="Microsoft YaHei" w:hAnsi="Microsoft YaHei" w:eastAsia="Microsoft YaHei"/>
           <w:b/>
           <w:color w:val="1F3864"/>
-          <w:sz w:val="28"/>
+          <w:sz w:val="26"/>
         </w:rPr>
         <w:t>三、主持人10条守则</w:t>
       </w:r>
@@ -611,21 +678,17 @@
     <w:p>
       <w:r>
         <w:rPr>
-          <w:sz w:val="21"/>
+          <w:b w:val="0"/>
         </w:rPr>
         <w:t>① 不讲解、不提供答案——让原文自己说话；② 有人问"正确答案"→说"先听听大家的看法"；③ 冷场→主持人先分享自己的真实感受；④ 跑题→温和拉回："这个有意思，我们回到今天的原文"；⑤ 争论→"两种看法都很好，大家保留自己的理解"；⑥ 确保人人发言；⑦ 不评判任何人的分享；⑧ 时间到了就推进；⑨ 禅修练习照读引导词即可；⑩ 结束一起回向。</w:t>
       </w:r>
     </w:p>
     <w:p>
-      <w:pPr>
-        <w:spacing w:before="160" w:after="80"/>
-      </w:pPr>
       <w:r>
         <w:rPr>
-          <w:rFonts w:ascii="Microsoft YaHei" w:hAnsi="Microsoft YaHei" w:eastAsia="Microsoft YaHei"/>
           <w:b/>
           <w:color w:val="1F3864"/>
-          <w:sz w:val="28"/>
+          <w:sz w:val="26"/>
         </w:rPr>
         <w:t>四、本系列八周导览</w:t>
       </w:r>
@@ -634,7 +697,6 @@
       <w:tblPr>
         <w:tblStyle w:val="TableGrid"/>
         <w:tblW w:type="auto" w:w="0"/>
-        <w:jc w:val="center"/>
         <w:tblLook w:firstColumn="1" w:firstRow="1" w:lastColumn="0" w:lastRow="0" w:noHBand="0" w:noVBand="1" w:val="04A0"/>
       </w:tblPr>
       <w:tblGrid>
@@ -647,17 +709,20 @@
         <w:tc>
           <w:tcPr>
             <w:tcW w:type="dxa" w:w="2409"/>
-            <w:shd w:val="clear" w:color="auto" w:fill="1F3864"/>
+            <w:shd w:val="clear" w:fill="1F3864"/>
           </w:tcPr>
           <w:p>
-            <w:pPr>
-              <w:spacing w:after="20"/>
-            </w:pPr>
             <w:r>
               <w:rPr>
-                <w:b/>
                 <w:color w:val="FFFFFF"/>
-                <w:sz w:val="19"/>
+                <w:sz w:val="18"/>
+              </w:rPr>
+            </w:r>
+            <w:r>
+              <w:rPr>
+                <w:b w:val="0"/>
+                <w:color w:val="FFFFFF"/>
+                <w:sz w:val="18"/>
               </w:rPr>
               <w:t>周</w:t>
             </w:r>
@@ -666,17 +731,20 @@
         <w:tc>
           <w:tcPr>
             <w:tcW w:type="dxa" w:w="2409"/>
-            <w:shd w:val="clear" w:color="auto" w:fill="1F3864"/>
+            <w:shd w:val="clear" w:fill="1F3864"/>
           </w:tcPr>
           <w:p>
-            <w:pPr>
-              <w:spacing w:after="20"/>
-            </w:pPr>
             <w:r>
               <w:rPr>
-                <w:b/>
                 <w:color w:val="FFFFFF"/>
-                <w:sz w:val="19"/>
+                <w:sz w:val="18"/>
+              </w:rPr>
+            </w:r>
+            <w:r>
+              <w:rPr>
+                <w:b w:val="0"/>
+                <w:color w:val="FFFFFF"/>
+                <w:sz w:val="18"/>
               </w:rPr>
               <w:t>主题</w:t>
             </w:r>
@@ -685,17 +753,20 @@
         <w:tc>
           <w:tcPr>
             <w:tcW w:type="dxa" w:w="2409"/>
-            <w:shd w:val="clear" w:color="auto" w:fill="1F3864"/>
+            <w:shd w:val="clear" w:fill="1F3864"/>
           </w:tcPr>
           <w:p>
-            <w:pPr>
-              <w:spacing w:after="20"/>
-            </w:pPr>
             <w:r>
               <w:rPr>
-                <w:b/>
                 <w:color w:val="FFFFFF"/>
-                <w:sz w:val="19"/>
+                <w:sz w:val="18"/>
+              </w:rPr>
+            </w:r>
+            <w:r>
+              <w:rPr>
+                <w:b w:val="0"/>
+                <w:color w:val="FFFFFF"/>
+                <w:sz w:val="18"/>
               </w:rPr>
               <w:t>一句话</w:t>
             </w:r>
@@ -704,17 +775,20 @@
         <w:tc>
           <w:tcPr>
             <w:tcW w:type="dxa" w:w="2409"/>
-            <w:shd w:val="clear" w:color="auto" w:fill="1F3864"/>
+            <w:shd w:val="clear" w:fill="1F3864"/>
           </w:tcPr>
           <w:p>
-            <w:pPr>
-              <w:spacing w:after="20"/>
-            </w:pPr>
             <w:r>
               <w:rPr>
-                <w:b/>
                 <w:color w:val="FFFFFF"/>
-                <w:sz w:val="19"/>
+                <w:sz w:val="18"/>
+              </w:rPr>
+            </w:r>
+            <w:r>
+              <w:rPr>
+                <w:b w:val="0"/>
+                <w:color w:val="FFFFFF"/>
+                <w:sz w:val="18"/>
               </w:rPr>
               <w:t>练习亮点</w:t>
             </w:r>
@@ -727,12 +801,15 @@
             <w:tcW w:type="dxa" w:w="2409"/>
           </w:tcPr>
           <w:p>
-            <w:pPr>
-              <w:spacing w:after="20"/>
-            </w:pPr>
             <w:r>
               <w:rPr>
-                <w:sz w:val="19"/>
+                <w:sz w:val="18"/>
+              </w:rPr>
+            </w:r>
+            <w:r>
+              <w:rPr>
+                <w:b w:val="0"/>
+                <w:sz w:val="18"/>
               </w:rPr>
               <w:t>1</w:t>
             </w:r>
@@ -743,12 +820,15 @@
             <w:tcW w:type="dxa" w:w="2409"/>
           </w:tcPr>
           <w:p>
-            <w:pPr>
-              <w:spacing w:after="20"/>
-            </w:pPr>
             <w:r>
               <w:rPr>
-                <w:sz w:val="19"/>
+                <w:sz w:val="18"/>
+              </w:rPr>
+            </w:r>
+            <w:r>
+              <w:rPr>
+                <w:b w:val="0"/>
+                <w:sz w:val="18"/>
               </w:rPr>
               <w:t>苦集回顾与苦灭圣谛总说</w:t>
             </w:r>
@@ -759,12 +839,15 @@
             <w:tcW w:type="dxa" w:w="2409"/>
           </w:tcPr>
           <w:p>
-            <w:pPr>
-              <w:spacing w:after="20"/>
-            </w:pPr>
             <w:r>
               <w:rPr>
-                <w:sz w:val="19"/>
+                <w:sz w:val="18"/>
+              </w:rPr>
+            </w:r>
+            <w:r>
+              <w:rPr>
+                <w:b w:val="0"/>
+                <w:sz w:val="18"/>
               </w:rPr>
               <w:t>渴爱在哪里生起，就在哪里灭去；爱欲完全消逝，就是苦灭</w:t>
             </w:r>
@@ -775,12 +858,15 @@
             <w:tcW w:type="dxa" w:w="2409"/>
           </w:tcPr>
           <w:p>
-            <w:pPr>
-              <w:spacing w:after="20"/>
-            </w:pPr>
             <w:r>
               <w:rPr>
-                <w:sz w:val="19"/>
+                <w:sz w:val="18"/>
+              </w:rPr>
+            </w:r>
+            <w:r>
+              <w:rPr>
+                <w:b w:val="0"/>
+                <w:sz w:val="18"/>
               </w:rPr>
               <w:t>寂止随念——把心轻轻朝向涅槃</w:t>
             </w:r>
@@ -791,15 +877,18 @@
         <w:tc>
           <w:tcPr>
             <w:tcW w:type="dxa" w:w="2409"/>
-            <w:shd w:val="clear" w:color="auto" w:fill="F2F2F2"/>
+            <w:shd w:val="clear" w:fill="F2F5FA"/>
           </w:tcPr>
           <w:p>
-            <w:pPr>
-              <w:spacing w:after="20"/>
-            </w:pPr>
             <w:r>
               <w:rPr>
-                <w:sz w:val="19"/>
+                <w:sz w:val="18"/>
+              </w:rPr>
+            </w:r>
+            <w:r>
+              <w:rPr>
+                <w:b w:val="0"/>
+                <w:sz w:val="18"/>
               </w:rPr>
               <w:t>2</w:t>
             </w:r>
@@ -808,15 +897,18 @@
         <w:tc>
           <w:tcPr>
             <w:tcW w:type="dxa" w:w="2409"/>
-            <w:shd w:val="clear" w:color="auto" w:fill="F2F2F2"/>
+            <w:shd w:val="clear" w:fill="F2F5FA"/>
           </w:tcPr>
           <w:p>
-            <w:pPr>
-              <w:spacing w:after="20"/>
-            </w:pPr>
             <w:r>
               <w:rPr>
-                <w:sz w:val="19"/>
+                <w:sz w:val="18"/>
+              </w:rPr>
+            </w:r>
+            <w:r>
+              <w:rPr>
+                <w:b w:val="0"/>
+                <w:sz w:val="18"/>
               </w:rPr>
               <w:t>苦灭圣谛深讲——有余/无余涅槃与十组渴爱之灭</w:t>
             </w:r>
@@ -825,15 +917,18 @@
         <w:tc>
           <w:tcPr>
             <w:tcW w:type="dxa" w:w="2409"/>
-            <w:shd w:val="clear" w:color="auto" w:fill="F2F2F2"/>
+            <w:shd w:val="clear" w:fill="F2F5FA"/>
           </w:tcPr>
           <w:p>
-            <w:pPr>
-              <w:spacing w:after="20"/>
-            </w:pPr>
             <w:r>
               <w:rPr>
-                <w:sz w:val="19"/>
+                <w:sz w:val="18"/>
+              </w:rPr>
+            </w:r>
+            <w:r>
+              <w:rPr>
+                <w:b w:val="0"/>
+                <w:sz w:val="18"/>
               </w:rPr>
               <w:t>灭不在别处，就在渴爱生起的地方</w:t>
             </w:r>
@@ -842,15 +937,18 @@
         <w:tc>
           <w:tcPr>
             <w:tcW w:type="dxa" w:w="2409"/>
-            <w:shd w:val="clear" w:color="auto" w:fill="F2F2F2"/>
+            <w:shd w:val="clear" w:fill="F2F5FA"/>
           </w:tcPr>
           <w:p>
-            <w:pPr>
-              <w:spacing w:after="20"/>
-            </w:pPr>
             <w:r>
               <w:rPr>
-                <w:sz w:val="19"/>
+                <w:sz w:val="18"/>
+              </w:rPr>
+            </w:r>
+            <w:r>
+              <w:rPr>
+                <w:b w:val="0"/>
+                <w:sz w:val="18"/>
               </w:rPr>
               <w:t>"在生起处"观察：受→想→思三层</w:t>
             </w:r>
@@ -863,12 +961,15 @@
             <w:tcW w:type="dxa" w:w="2409"/>
           </w:tcPr>
           <w:p>
-            <w:pPr>
-              <w:spacing w:after="20"/>
-            </w:pPr>
             <w:r>
               <w:rPr>
-                <w:sz w:val="19"/>
+                <w:sz w:val="18"/>
+              </w:rPr>
+            </w:r>
+            <w:r>
+              <w:rPr>
+                <w:b w:val="0"/>
+                <w:sz w:val="18"/>
               </w:rPr>
               <w:t>3</w:t>
             </w:r>
@@ -879,12 +980,15 @@
             <w:tcW w:type="dxa" w:w="2409"/>
           </w:tcPr>
           <w:p>
-            <w:pPr>
-              <w:spacing w:after="20"/>
-            </w:pPr>
             <w:r>
               <w:rPr>
-                <w:sz w:val="19"/>
+                <w:sz w:val="18"/>
+              </w:rPr>
+            </w:r>
+            <w:r>
+              <w:rPr>
+                <w:b w:val="0"/>
+                <w:sz w:val="18"/>
               </w:rPr>
               <w:t>道圣谛总说——八正道是唯一之道</w:t>
             </w:r>
@@ -895,12 +999,15 @@
             <w:tcW w:type="dxa" w:w="2409"/>
           </w:tcPr>
           <w:p>
-            <w:pPr>
-              <w:spacing w:after="20"/>
-            </w:pPr>
             <w:r>
               <w:rPr>
-                <w:sz w:val="19"/>
+                <w:sz w:val="18"/>
+              </w:rPr>
+            </w:r>
+            <w:r>
+              <w:rPr>
+                <w:b w:val="0"/>
+                <w:sz w:val="18"/>
               </w:rPr>
               <w:t>苦可以灭，路就在脚下——八正道是唯一之道</w:t>
             </w:r>
@@ -911,12 +1018,15 @@
             <w:tcW w:type="dxa" w:w="2409"/>
           </w:tcPr>
           <w:p>
-            <w:pPr>
-              <w:spacing w:after="20"/>
-            </w:pPr>
             <w:r>
               <w:rPr>
-                <w:sz w:val="19"/>
+                <w:sz w:val="18"/>
+              </w:rPr>
+            </w:r>
+            <w:r>
+              <w:rPr>
+                <w:b w:val="0"/>
+                <w:sz w:val="18"/>
               </w:rPr>
               <w:t>正念·正定短坐，尝一口"修习"的味道</w:t>
             </w:r>
@@ -927,15 +1037,18 @@
         <w:tc>
           <w:tcPr>
             <w:tcW w:type="dxa" w:w="2409"/>
-            <w:shd w:val="clear" w:color="auto" w:fill="F2F2F2"/>
+            <w:shd w:val="clear" w:fill="F2F5FA"/>
           </w:tcPr>
           <w:p>
-            <w:pPr>
-              <w:spacing w:after="20"/>
-            </w:pPr>
             <w:r>
               <w:rPr>
-                <w:sz w:val="19"/>
+                <w:sz w:val="18"/>
+              </w:rPr>
+            </w:r>
+            <w:r>
+              <w:rPr>
+                <w:b w:val="0"/>
+                <w:sz w:val="18"/>
               </w:rPr>
               <w:t>4</w:t>
             </w:r>
@@ -944,15 +1057,18 @@
         <w:tc>
           <w:tcPr>
             <w:tcW w:type="dxa" w:w="2409"/>
-            <w:shd w:val="clear" w:color="auto" w:fill="F2F2F2"/>
+            <w:shd w:val="clear" w:fill="F2F5FA"/>
           </w:tcPr>
           <w:p>
-            <w:pPr>
-              <w:spacing w:after="20"/>
-            </w:pPr>
             <w:r>
               <w:rPr>
-                <w:sz w:val="19"/>
+                <w:sz w:val="18"/>
+              </w:rPr>
+            </w:r>
+            <w:r>
+              <w:rPr>
+                <w:b w:val="0"/>
+                <w:sz w:val="18"/>
               </w:rPr>
               <w:t>道谛义理（一）——三种断与八圣道分</w:t>
             </w:r>
@@ -961,15 +1077,18 @@
         <w:tc>
           <w:tcPr>
             <w:tcW w:type="dxa" w:w="2409"/>
-            <w:shd w:val="clear" w:color="auto" w:fill="F2F2F2"/>
+            <w:shd w:val="clear" w:fill="F2F5FA"/>
           </w:tcPr>
           <w:p>
-            <w:pPr>
-              <w:spacing w:after="20"/>
-            </w:pPr>
             <w:r>
               <w:rPr>
-                <w:sz w:val="19"/>
+                <w:sz w:val="18"/>
+              </w:rPr>
+            </w:r>
+            <w:r>
+              <w:rPr>
+                <w:b w:val="0"/>
+                <w:sz w:val="18"/>
               </w:rPr>
               <w:t>烦恼怎么断：彼分断、镇伏断、正断断</w:t>
             </w:r>
@@ -978,15 +1097,18 @@
         <w:tc>
           <w:tcPr>
             <w:tcW w:type="dxa" w:w="2409"/>
-            <w:shd w:val="clear" w:color="auto" w:fill="F2F2F2"/>
+            <w:shd w:val="clear" w:fill="F2F5FA"/>
           </w:tcPr>
           <w:p>
-            <w:pPr>
-              <w:spacing w:after="20"/>
-            </w:pPr>
             <w:r>
               <w:rPr>
-                <w:sz w:val="19"/>
+                <w:sz w:val="18"/>
+              </w:rPr>
+            </w:r>
+            <w:r>
+              <w:rPr>
+                <w:b w:val="0"/>
+                <w:sz w:val="18"/>
               </w:rPr>
               <w:t>标记松开＋安住呼吸·镇伏体验</w:t>
             </w:r>
@@ -999,12 +1121,15 @@
             <w:tcW w:type="dxa" w:w="2409"/>
           </w:tcPr>
           <w:p>
-            <w:pPr>
-              <w:spacing w:after="20"/>
-            </w:pPr>
             <w:r>
               <w:rPr>
-                <w:sz w:val="19"/>
+                <w:sz w:val="18"/>
+              </w:rPr>
+            </w:r>
+            <w:r>
+              <w:rPr>
+                <w:b w:val="0"/>
+                <w:sz w:val="18"/>
               </w:rPr>
               <w:t>5</w:t>
             </w:r>
@@ -1015,12 +1140,15 @@
             <w:tcW w:type="dxa" w:w="2409"/>
           </w:tcPr>
           <w:p>
-            <w:pPr>
-              <w:spacing w:after="20"/>
-            </w:pPr>
             <w:r>
               <w:rPr>
-                <w:sz w:val="19"/>
+                <w:sz w:val="18"/>
+              </w:rPr>
+            </w:r>
+            <w:r>
+              <w:rPr>
+                <w:b w:val="0"/>
+                <w:sz w:val="18"/>
               </w:rPr>
               <w:t>道谛义理（二）——十二道分（八正道＋四邪道支）</w:t>
             </w:r>
@@ -1031,12 +1159,15 @@
             <w:tcW w:type="dxa" w:w="2409"/>
           </w:tcPr>
           <w:p>
-            <w:pPr>
-              <w:spacing w:after="20"/>
-            </w:pPr>
             <w:r>
               <w:rPr>
-                <w:sz w:val="19"/>
+                <w:sz w:val="18"/>
+              </w:rPr>
+            </w:r>
+            <w:r>
+              <w:rPr>
+                <w:b w:val="0"/>
+                <w:sz w:val="18"/>
               </w:rPr>
               <w:t>同样是道，方向不同，去向就完全不同</w:t>
             </w:r>
@@ -1047,12 +1178,15 @@
             <w:tcW w:type="dxa" w:w="2409"/>
           </w:tcPr>
           <w:p>
-            <w:pPr>
-              <w:spacing w:after="20"/>
-            </w:pPr>
             <w:r>
               <w:rPr>
-                <w:sz w:val="19"/>
+                <w:sz w:val="18"/>
+              </w:rPr>
+            </w:r>
+            <w:r>
+              <w:rPr>
+                <w:b w:val="0"/>
+                <w:sz w:val="18"/>
               </w:rPr>
               <w:t>"正见为先导"：看一条见解→思维→行动的链条</w:t>
             </w:r>
@@ -1063,15 +1197,18 @@
         <w:tc>
           <w:tcPr>
             <w:tcW w:type="dxa" w:w="2409"/>
-            <w:shd w:val="clear" w:color="auto" w:fill="F2F2F2"/>
+            <w:shd w:val="clear" w:fill="F2F5FA"/>
           </w:tcPr>
           <w:p>
-            <w:pPr>
-              <w:spacing w:after="20"/>
-            </w:pPr>
             <w:r>
               <w:rPr>
-                <w:sz w:val="19"/>
+                <w:sz w:val="18"/>
+              </w:rPr>
+            </w:r>
+            <w:r>
+              <w:rPr>
+                <w:b w:val="0"/>
+                <w:sz w:val="18"/>
               </w:rPr>
               <w:t>6</w:t>
             </w:r>
@@ -1080,15 +1217,18 @@
         <w:tc>
           <w:tcPr>
             <w:tcW w:type="dxa" w:w="2409"/>
-            <w:shd w:val="clear" w:color="auto" w:fill="F2F2F2"/>
+            <w:shd w:val="clear" w:fill="F2F5FA"/>
           </w:tcPr>
           <w:p>
-            <w:pPr>
-              <w:spacing w:after="20"/>
-            </w:pPr>
             <w:r>
               <w:rPr>
-                <w:sz w:val="19"/>
+                <w:sz w:val="18"/>
+              </w:rPr>
+            </w:r>
+            <w:r>
+              <w:rPr>
+                <w:b w:val="0"/>
+                <w:sz w:val="18"/>
               </w:rPr>
               <w:t>八正道的整体运作与三十七道品</w:t>
             </w:r>
@@ -1097,15 +1237,18 @@
         <w:tc>
           <w:tcPr>
             <w:tcW w:type="dxa" w:w="2409"/>
-            <w:shd w:val="clear" w:color="auto" w:fill="F2F2F2"/>
+            <w:shd w:val="clear" w:fill="F2F5FA"/>
           </w:tcPr>
           <w:p>
-            <w:pPr>
-              <w:spacing w:after="20"/>
-            </w:pPr>
             <w:r>
               <w:rPr>
-                <w:sz w:val="19"/>
+                <w:sz w:val="18"/>
+              </w:rPr>
+            </w:r>
+            <w:r>
+              <w:rPr>
+                <w:b w:val="0"/>
+                <w:sz w:val="18"/>
               </w:rPr>
               <w:t>把镜头拉远，看清整张路网：三个四、两个五、一个七、一个八</w:t>
             </w:r>
@@ -1114,15 +1257,18 @@
         <w:tc>
           <w:tcPr>
             <w:tcW w:type="dxa" w:w="2409"/>
-            <w:shd w:val="clear" w:color="auto" w:fill="F2F2F2"/>
+            <w:shd w:val="clear" w:fill="F2F5FA"/>
           </w:tcPr>
           <w:p>
-            <w:pPr>
-              <w:spacing w:after="20"/>
-            </w:pPr>
             <w:r>
               <w:rPr>
-                <w:sz w:val="19"/>
+                <w:sz w:val="18"/>
+              </w:rPr>
+            </w:r>
+            <w:r>
+              <w:rPr>
+                <w:b w:val="0"/>
+                <w:sz w:val="18"/>
               </w:rPr>
               <w:t>七觉支扫描——七盏灯逐支点亮</w:t>
             </w:r>
@@ -1135,12 +1281,15 @@
             <w:tcW w:type="dxa" w:w="2409"/>
           </w:tcPr>
           <w:p>
-            <w:pPr>
-              <w:spacing w:after="20"/>
-            </w:pPr>
             <w:r>
               <w:rPr>
-                <w:sz w:val="19"/>
+                <w:sz w:val="18"/>
+              </w:rPr>
+            </w:r>
+            <w:r>
+              <w:rPr>
+                <w:b w:val="0"/>
+                <w:sz w:val="18"/>
               </w:rPr>
               <w:t>7</w:t>
             </w:r>
@@ -1151,12 +1300,15 @@
             <w:tcW w:type="dxa" w:w="2409"/>
           </w:tcPr>
           <w:p>
-            <w:pPr>
-              <w:spacing w:after="20"/>
-            </w:pPr>
             <w:r>
               <w:rPr>
-                <w:sz w:val="19"/>
+                <w:sz w:val="18"/>
+              </w:rPr>
+            </w:r>
+            <w:r>
+              <w:rPr>
+                <w:b w:val="0"/>
+                <w:sz w:val="18"/>
               </w:rPr>
               <w:t>涅槃与道果的证悟原理</w:t>
             </w:r>
@@ -1167,12 +1319,15 @@
             <w:tcW w:type="dxa" w:w="2409"/>
           </w:tcPr>
           <w:p>
-            <w:pPr>
-              <w:spacing w:after="20"/>
-            </w:pPr>
             <w:r>
               <w:rPr>
-                <w:sz w:val="19"/>
+                <w:sz w:val="18"/>
+              </w:rPr>
+            </w:r>
+            <w:r>
+              <w:rPr>
+                <w:b w:val="0"/>
+                <w:sz w:val="18"/>
               </w:rPr>
               <w:t>道心断烦恼，果心体验解脱；方向感比进度感重要</w:t>
             </w:r>
@@ -1183,12 +1338,15 @@
             <w:tcW w:type="dxa" w:w="2409"/>
           </w:tcPr>
           <w:p>
-            <w:pPr>
-              <w:spacing w:after="20"/>
-            </w:pPr>
             <w:r>
               <w:rPr>
-                <w:sz w:val="19"/>
+                <w:sz w:val="18"/>
+              </w:rPr>
+            </w:r>
+            <w:r>
+              <w:rPr>
+                <w:b w:val="0"/>
+                <w:sz w:val="18"/>
               </w:rPr>
               <w:t>观生灭·寂静随念——安放方向感，不求体验</w:t>
             </w:r>
@@ -1199,15 +1357,18 @@
         <w:tc>
           <w:tcPr>
             <w:tcW w:type="dxa" w:w="2409"/>
-            <w:shd w:val="clear" w:color="auto" w:fill="F2F2F2"/>
+            <w:shd w:val="clear" w:fill="F2F5FA"/>
           </w:tcPr>
           <w:p>
-            <w:pPr>
-              <w:spacing w:after="20"/>
-            </w:pPr>
             <w:r>
               <w:rPr>
-                <w:sz w:val="19"/>
+                <w:sz w:val="18"/>
+              </w:rPr>
+            </w:r>
+            <w:r>
+              <w:rPr>
+                <w:b w:val="0"/>
+                <w:sz w:val="18"/>
               </w:rPr>
               <w:t>8</w:t>
             </w:r>
@@ -1216,15 +1377,18 @@
         <w:tc>
           <w:tcPr>
             <w:tcW w:type="dxa" w:w="2409"/>
-            <w:shd w:val="clear" w:color="auto" w:fill="F2F2F2"/>
+            <w:shd w:val="clear" w:fill="F2F5FA"/>
           </w:tcPr>
           <w:p>
-            <w:pPr>
-              <w:spacing w:after="20"/>
-            </w:pPr>
             <w:r>
               <w:rPr>
-                <w:sz w:val="19"/>
+                <w:sz w:val="18"/>
+              </w:rPr>
+            </w:r>
+            <w:r>
+              <w:rPr>
+                <w:b w:val="0"/>
+                <w:sz w:val="18"/>
               </w:rPr>
               <w:t>四圣谛完整回顾</w:t>
             </w:r>
@@ -1233,15 +1397,18 @@
         <w:tc>
           <w:tcPr>
             <w:tcW w:type="dxa" w:w="2409"/>
-            <w:shd w:val="clear" w:color="auto" w:fill="F2F2F2"/>
+            <w:shd w:val="clear" w:fill="F2F5FA"/>
           </w:tcPr>
           <w:p>
-            <w:pPr>
-              <w:spacing w:after="20"/>
-            </w:pPr>
             <w:r>
               <w:rPr>
-                <w:sz w:val="19"/>
+                <w:sz w:val="18"/>
+              </w:rPr>
+            </w:r>
+            <w:r>
+              <w:rPr>
+                <w:b w:val="0"/>
+                <w:sz w:val="18"/>
               </w:rPr>
               <w:t>回到鹿野苑：三转十二行相；医生治病喻</w:t>
             </w:r>
@@ -1250,15 +1417,18 @@
         <w:tc>
           <w:tcPr>
             <w:tcW w:type="dxa" w:w="2409"/>
-            <w:shd w:val="clear" w:color="auto" w:fill="F2F2F2"/>
+            <w:shd w:val="clear" w:fill="F2F5FA"/>
           </w:tcPr>
           <w:p>
-            <w:pPr>
-              <w:spacing w:after="20"/>
-            </w:pPr>
             <w:r>
               <w:rPr>
-                <w:sz w:val="19"/>
+                <w:sz w:val="18"/>
+              </w:rPr>
+            </w:r>
+            <w:r>
+              <w:rPr>
+                <w:b w:val="0"/>
+                <w:sz w:val="18"/>
               </w:rPr>
               <w:t>三转回看——把八周放进几次呼吸</w:t>
             </w:r>
@@ -1267,462 +1437,329 @@
       </w:tr>
     </w:tbl>
     <w:p>
-      <w:pPr>
-        <w:spacing w:before="160" w:after="80"/>
-      </w:pPr>
       <w:r>
         <w:rPr>
-          <w:rFonts w:ascii="Microsoft YaHei" w:hAnsi="Microsoft YaHei" w:eastAsia="Microsoft YaHei"/>
           <w:b/>
           <w:color w:val="1F3864"/>
-          <w:sz w:val="28"/>
+          <w:sz w:val="26"/>
         </w:rPr>
         <w:t>五、心理安全提示（本系列重点）</w:t>
       </w:r>
     </w:p>
     <w:p>
       <w:pPr>
-        <w:ind w:left="340"/>
+        <w:pStyle w:val="ListBullet"/>
       </w:pPr>
       <w:r>
         <w:rPr>
-          <w:color w:val="1F3864"/>
-          <w:sz w:val="21"/>
-        </w:rPr>
-        <w:t xml:space="preserve">• </w:t>
-      </w:r>
-      <w:r>
-        <w:rPr>
           <w:b/>
-          <w:sz w:val="21"/>
         </w:rPr>
         <w:t>W2/W7涉涅槃与道果（本系列心理安全重点周）</w:t>
       </w:r>
       <w:r>
         <w:rPr>
-          <w:sz w:val="21"/>
+          <w:b w:val="0"/>
         </w:rPr>
         <w:t>：全程"不印证、不比较进度、不宣称"——凡涉及"谁证了没证""我到哪一步了"，一律温和回到原文："我们读书会不做印证。"防"速证焦虑"（怎样才能快一点证）与"无力感"（这辈子不可能）——把"我到哪一步了"轻轻换成"今天我能做哪一步"；有人报告强烈体验→接纳倾听、不肯定不否定、拉回原文与生活观察。</w:t>
       </w:r>
     </w:p>
     <w:p>
       <w:pPr>
-        <w:ind w:left="340"/>
+        <w:pStyle w:val="ListBullet"/>
       </w:pPr>
       <w:r>
         <w:rPr>
-          <w:color w:val="1F3864"/>
-          <w:sz w:val="21"/>
-        </w:rPr>
-        <w:t xml:space="preserve">• </w:t>
-      </w:r>
-      <w:r>
-        <w:rPr>
           <w:b/>
-          <w:sz w:val="21"/>
         </w:rPr>
         <w:t>W2另有死亡叙事</w:t>
       </w:r>
       <w:r>
         <w:rPr>
-          <w:sz w:val="21"/>
+          <w:b w:val="0"/>
         </w:rPr>
         <w:t>（蕴般涅槃、佛陀逝世）：允许讲感受，不急于开解，不说"你应该看开一点"；读书会不是心理治疗，主持人做的是陪伴，必要时建议寻求专业支持。</w:t>
       </w:r>
     </w:p>
     <w:p>
       <w:pPr>
-        <w:ind w:left="340"/>
+        <w:pStyle w:val="ListBullet"/>
       </w:pPr>
       <w:r>
         <w:rPr>
-          <w:color w:val="1F3864"/>
-          <w:sz w:val="21"/>
-        </w:rPr>
-        <w:t xml:space="preserve">• </w:t>
-      </w:r>
-      <w:r>
-        <w:rPr>
           <w:b/>
-          <w:sz w:val="21"/>
         </w:rPr>
         <w:t>W5涉邪见辨析</w:t>
       </w:r>
       <w:r>
         <w:rPr>
-          <w:sz w:val="21"/>
+          <w:b w:val="0"/>
         </w:rPr>
         <w:t>：辨析邪见是为了看清路，不是给任何人贴标签——"我们只聊机制，不聊具体的人"；防对号入座与自我否定："无明邪见是凡人的普遍现状，佛陀指出它恰恰是为了指明出路"；观察练习保留"我还没准备好观察这个"的退出选项。</w:t>
       </w:r>
     </w:p>
     <w:p>
       <w:pPr>
-        <w:ind w:left="340"/>
+        <w:pStyle w:val="ListBullet"/>
       </w:pPr>
       <w:r>
         <w:rPr>
-          <w:color w:val="1F3864"/>
-          <w:sz w:val="21"/>
-        </w:rPr>
-        <w:t xml:space="preserve">• </w:t>
-      </w:r>
-      <w:r>
-        <w:rPr>
           <w:b/>
-          <w:sz w:val="21"/>
         </w:rPr>
         <w:t>W8收官周情绪多元</w:t>
       </w:r>
       <w:r>
         <w:rPr>
-          <w:sz w:val="21"/>
+          <w:b w:val="0"/>
         </w:rPr>
         <w:t>：兴奋、不舍、感慨"路还长"、安静，都接住、不评判、不拔高；不搞测验考核，不比收获、不逼分享；日常实践的系统展开是读书会10的事，本周点到即止。</w:t>
       </w:r>
     </w:p>
     <w:p>
-      <w:pPr>
-        <w:spacing w:before="160" w:after="80"/>
-      </w:pPr>
       <w:r>
         <w:rPr>
-          <w:rFonts w:ascii="Microsoft YaHei" w:hAnsi="Microsoft YaHei" w:eastAsia="Microsoft YaHei"/>
           <w:b/>
           <w:color w:val="1F3864"/>
-          <w:sz w:val="28"/>
+          <w:sz w:val="26"/>
         </w:rPr>
         <w:t>六、多机/多系列边界（供组织者与延伸阅读参考）</w:t>
       </w:r>
     </w:p>
     <w:p>
       <w:pPr>
-        <w:ind w:left="340"/>
+        <w:pStyle w:val="ListBullet"/>
       </w:pPr>
       <w:r>
         <w:rPr>
-          <w:color w:val="1F3864"/>
-          <w:sz w:val="21"/>
-        </w:rPr>
-        <w:t xml:space="preserve">• </w:t>
-      </w:r>
-      <w:r>
-        <w:rPr>
-          <w:sz w:val="21"/>
+          <w:b w:val="0"/>
         </w:rPr>
         <w:t>本系列（09）全面展开灭圣谛与道圣谛；苦圣谛与集圣谛的全面展开在</w:t>
       </w:r>
       <w:r>
         <w:rPr>
           <w:b/>
-          <w:sz w:val="21"/>
         </w:rPr>
         <w:t>读书会08《四圣谛（一）》</w:t>
       </w:r>
       <w:r>
         <w:rPr>
-          <w:sz w:val="21"/>
+          <w:b w:val="0"/>
         </w:rPr>
         <w:t>——W1只作回顾，不重复展开。</w:t>
       </w:r>
     </w:p>
     <w:p>
       <w:pPr>
-        <w:ind w:left="340"/>
+        <w:pStyle w:val="ListBullet"/>
       </w:pPr>
       <w:r>
         <w:rPr>
-          <w:color w:val="1F3864"/>
-          <w:sz w:val="21"/>
-        </w:rPr>
-        <w:t xml:space="preserve">• </w:t>
-      </w:r>
-      <w:r>
-        <w:rPr>
-          <w:sz w:val="21"/>
+          <w:b w:val="0"/>
         </w:rPr>
         <w:t>八正道与诸道品的</w:t>
       </w:r>
       <w:r>
         <w:rPr>
           <w:b/>
-          <w:sz w:val="21"/>
         </w:rPr>
         <w:t>日常实践系统展开归读书会10</w:t>
       </w:r>
       <w:r>
         <w:rPr>
-          <w:sz w:val="21"/>
+          <w:b w:val="0"/>
         </w:rPr>
         <w:t>：本系列定位在义理共学，W3-W8多处注明"实践展开详见读书会10"。</w:t>
       </w:r>
     </w:p>
     <w:p>
       <w:pPr>
-        <w:ind w:left="340"/>
+        <w:pStyle w:val="ListBullet"/>
       </w:pPr>
       <w:r>
         <w:rPr>
-          <w:color w:val="1F3864"/>
-          <w:sz w:val="21"/>
-        </w:rPr>
-        <w:t xml:space="preserve">• </w:t>
-      </w:r>
-      <w:r>
-        <w:rPr>
-          <w:sz w:val="21"/>
+          <w:b w:val="0"/>
         </w:rPr>
         <w:t>四念处修法详见</w:t>
       </w:r>
       <w:r>
         <w:rPr>
           <w:b/>
-          <w:sz w:val="21"/>
         </w:rPr>
         <w:t>读书会06/07</w:t>
       </w:r>
       <w:r>
         <w:rPr>
-          <w:sz w:val="21"/>
+          <w:b w:val="0"/>
         </w:rPr>
         <w:t>；本系列W6讲三十七道品的整体结构与七觉支义理，不重复07线的整合实修框架。</w:t>
       </w:r>
     </w:p>
     <w:p>
       <w:pPr>
-        <w:ind w:left="340"/>
+        <w:pStyle w:val="ListBullet"/>
       </w:pPr>
       <w:r>
         <w:rPr>
-          <w:color w:val="1F3864"/>
-          <w:sz w:val="21"/>
-        </w:rPr>
-        <w:t xml:space="preserve">• </w:t>
-      </w:r>
-      <w:r>
-        <w:rPr>
-          <w:sz w:val="21"/>
+          <w:b w:val="0"/>
         </w:rPr>
         <w:t>《应作慈爱经》整篇共读归</w:t>
       </w:r>
       <w:r>
         <w:rPr>
           <w:b/>
-          <w:sz w:val="21"/>
         </w:rPr>
         <w:t>读书会02（慈心禅修习）</w:t>
       </w:r>
       <w:r>
         <w:rPr>
-          <w:sz w:val="21"/>
+          <w:b w:val="0"/>
         </w:rPr>
         <w:t>。</w:t>
       </w:r>
     </w:p>
     <w:p>
       <w:pPr>
-        <w:ind w:left="340"/>
+        <w:pStyle w:val="ListBullet"/>
       </w:pPr>
       <w:r>
         <w:rPr>
-          <w:color w:val="1F3864"/>
-          <w:sz w:val="21"/>
-        </w:rPr>
-        <w:t xml:space="preserve">• </w:t>
-      </w:r>
-      <w:r>
-        <w:rPr>
-          <w:sz w:val="21"/>
+          <w:b w:val="0"/>
         </w:rPr>
         <w:t>同讲次多版本边界：07/08线已用193—196讲的共修版/Word/应用版，本系列改用194应用版、196音声、172应用版、161讲全套、107排双版本等不同id资源——延伸阅读时注意版本对应。</w:t>
       </w:r>
     </w:p>
     <w:p>
-      <w:pPr>
-        <w:spacing w:before="160" w:after="80"/>
-      </w:pPr>
       <w:r>
         <w:rPr>
-          <w:rFonts w:ascii="Microsoft YaHei" w:hAnsi="Microsoft YaHei" w:eastAsia="Microsoft YaHei"/>
           <w:b/>
           <w:color w:val="1F3864"/>
-          <w:sz w:val="28"/>
+          <w:sz w:val="26"/>
         </w:rPr>
         <w:t>七、出勤与人数建议</w:t>
       </w:r>
     </w:p>
     <w:p>
       <w:pPr>
-        <w:ind w:left="340"/>
+        <w:pStyle w:val="ListBullet"/>
       </w:pPr>
       <w:r>
         <w:rPr>
-          <w:color w:val="1F3864"/>
-          <w:sz w:val="21"/>
-        </w:rPr>
-        <w:t xml:space="preserve">• </w:t>
-      </w:r>
-      <w:r>
-        <w:rPr>
-          <w:sz w:val="21"/>
+          <w:b w:val="0"/>
         </w:rPr>
         <w:t>6-12人为宜；8人以上时第一轮分享改为"每人一句话"。</w:t>
       </w:r>
     </w:p>
     <w:p>
       <w:pPr>
-        <w:ind w:left="340"/>
+        <w:pStyle w:val="ListBullet"/>
       </w:pPr>
       <w:r>
         <w:rPr>
-          <w:color w:val="1F3864"/>
-          <w:sz w:val="21"/>
-        </w:rPr>
-        <w:t xml:space="preserve">• </w:t>
-      </w:r>
-      <w:r>
-        <w:rPr>
-          <w:sz w:val="21"/>
+          <w:b w:val="0"/>
         </w:rPr>
         <w:t>缺席不补课制：缺席者拿资料包自学即可，回组时不必"补分享"——降低门槛，长期才有生命力。</w:t>
       </w:r>
     </w:p>
     <w:p>
       <w:pPr>
-        <w:ind w:left="340"/>
+        <w:pStyle w:val="ListBullet"/>
       </w:pPr>
       <w:r>
         <w:rPr>
-          <w:color w:val="1F3864"/>
-          <w:sz w:val="21"/>
-        </w:rPr>
-        <w:t xml:space="preserve">• </w:t>
-      </w:r>
-      <w:r>
-        <w:rPr>
-          <w:sz w:val="21"/>
+          <w:b w:val="0"/>
         </w:rPr>
         <w:t>中途加入完全安全：每周原文自足，新成员从任意一周开始都能跟上；老成员若想补08线内容，请其自行阅读读书会08资料包。</w:t>
       </w:r>
     </w:p>
     <w:p>
-      <w:pPr>
-        <w:spacing w:before="160" w:after="80"/>
-      </w:pPr>
       <w:r>
         <w:rPr>
-          <w:rFonts w:ascii="Microsoft YaHei" w:hAnsi="Microsoft YaHei" w:eastAsia="Microsoft YaHei"/>
           <w:b/>
           <w:color w:val="1F3864"/>
-          <w:sz w:val="28"/>
+          <w:sz w:val="26"/>
         </w:rPr>
         <w:t>八、资料使用</w:t>
       </w:r>
     </w:p>
     <w:p>
       <w:pPr>
-        <w:ind w:left="340"/>
+        <w:pStyle w:val="ListNumber"/>
       </w:pPr>
       <w:r>
         <w:rPr>
-          <w:b/>
-          <w:sz w:val="21"/>
-        </w:rPr>
-        <w:t xml:space="preserve">1. </w:t>
-      </w:r>
-      <w:r>
-        <w:rPr>
-          <w:sz w:val="21"/>
+          <w:b w:val="0"/>
         </w:rPr>
         <w:t>每周两版文档：</w:t>
       </w:r>
       <w:r>
         <w:rPr>
           <w:b/>
-          <w:sz w:val="21"/>
         </w:rPr>
         <w:t>主持人版</w:t>
       </w:r>
       <w:r>
         <w:rPr>
-          <w:sz w:val="21"/>
+          <w:b w:val="0"/>
         </w:rPr>
         <w:t>（含速览/时间弹性/特别提醒）与</w:t>
       </w:r>
       <w:r>
         <w:rPr>
           <w:b/>
-          <w:sz w:val="21"/>
         </w:rPr>
         <w:t>学员版</w:t>
       </w:r>
       <w:r>
         <w:rPr>
-          <w:sz w:val="21"/>
+          <w:b w:val="0"/>
         </w:rPr>
         <w:t>（末尾附延伸阅读），共读原文两版逐字一致。</w:t>
       </w:r>
     </w:p>
     <w:p>
       <w:pPr>
-        <w:ind w:left="340"/>
+        <w:pStyle w:val="ListNumber"/>
       </w:pPr>
       <w:r>
         <w:rPr>
-          <w:b/>
-          <w:sz w:val="21"/>
-        </w:rPr>
-        <w:t xml:space="preserve">2. </w:t>
-      </w:r>
-      <w:r>
-        <w:rPr>
-          <w:sz w:val="21"/>
+          <w:b w:val="0"/>
         </w:rPr>
         <w:t>全部共读原文另汇编于</w:t>
       </w:r>
       <w:r>
         <w:rPr>
           <w:b/>
-          <w:sz w:val="21"/>
         </w:rPr>
         <w:t>《原文全集》</w:t>
       </w:r>
       <w:r>
         <w:rPr>
-          <w:sz w:val="21"/>
+          <w:b w:val="0"/>
         </w:rPr>
         <w:t>，按周编排，标注出处与media_id。</w:t>
       </w:r>
     </w:p>
     <w:p>
       <w:pPr>
-        <w:ind w:left="340"/>
+        <w:pStyle w:val="ListNumber"/>
       </w:pPr>
       <w:r>
         <w:rPr>
-          <w:b/>
-          <w:sz w:val="21"/>
-        </w:rPr>
-        <w:t xml:space="preserve">3. </w:t>
-      </w:r>
-      <w:r>
-        <w:rPr>
-          <w:sz w:val="21"/>
+          <w:b w:val="0"/>
         </w:rPr>
         <w:t>不设置任何外部链接；需要核对原文出处时，按文中"打开方式"在 ima 知识库「古源尊者开示及上座部佛教资料」搜索即可。</w:t>
       </w:r>
     </w:p>
     <w:p>
       <w:pPr>
-        <w:spacing w:before="40" w:after="80"/>
-        <w:ind w:left="283"/>
-        <w:shd w:val="clear" w:color="auto" w:fill="EEF2F8"/>
+        <w:ind w:left="170"/>
         <w:pBdr>
-          <w:left w:val="single" w:sz="20" w:space="6" w:color="1F3864"/>
+          <w:left w:val="single" w:sz="18" w:space="4" w:color="1F3864"/>
         </w:pBdr>
+        <w:shd w:val="clear" w:fill="F2F5FA"/>
       </w:pPr>
       <w:r>
         <w:rPr>
-          <w:sz w:val="20"/>
+          <w:b w:val="0"/>
         </w:rPr>
         <w:t>愿这一期读书会平稳、温暖、如实。Sādhu！Sādhu！Sādhu！</w:t>
       </w:r>
@@ -1746,7 +1783,11 @@
       <w:pStyle w:val="Footer"/>
       <w:jc w:val="center"/>
     </w:pPr>
-    <w:fldSimple w:instr="PAGE"/>
+    <w:r>
+      <w:fldChar w:fldCharType="begin"/>
+      <w:instrText xml:space="preserve">PAGE</w:instrText>
+      <w:fldChar w:fldCharType="end"/>
+    </w:r>
   </w:p>
 </w:ftr>
 </file>
@@ -1760,10 +1801,10 @@
     </w:pPr>
     <w:r>
       <w:rPr>
-        <w:color w:val="808080"/>
+        <w:color w:val="1F3864"/>
         <w:sz w:val="16"/>
       </w:rPr>
-      <w:t>读书会09·主持人总指南（朗读优化版）</w:t>
+      <w:t>读书会09 · 主持人总指南 · 朗读优化版（8周版）</w:t>
     </w:r>
   </w:p>
 </w:hdr>
@@ -2132,11 +2173,8 @@
     <w:name w:val="Normal"/>
     <w:qFormat/>
     <w:rsid w:val="00FC693F"/>
-    <w:pPr>
-      <w:spacing w:line="324" w:lineRule="auto" w:after="60"/>
-    </w:pPr>
     <w:rPr>
-      <w:rFonts w:ascii="Microsoft YaHei" w:hAnsi="Microsoft YaHei" w:eastAsia="Microsoft YaHei"/>
+      <w:rFonts w:ascii="等线" w:hAnsi="等线" w:eastAsia="宋体"/>
       <w:sz w:val="21"/>
     </w:rPr>
   </w:style>
